--- a/Day_23_Teacher_Packet.docx
+++ b/Day_23_Teacher_Packet.docx
@@ -63,7 +63,7 @@
           <w:color w:val="555555"/>
           <w:sz w:val="20"/>
         </w:rPr>
-        <w:t>Teacher pacing + DOK framework crosswalk + answer keys + Questions to ask / Adult role per phase.</w:t>
+        <w:t>Solo teacher. Class of ~10. Teacher pacing + DOK framework crosswalk + answer keys + Questions to ask per phase. Savvas Example 2 teacher-edition content inlined from the teacher_prompts bank.</w:t>
       </w:r>
     </w:p>
     <w:p/>
@@ -319,12 +319,12 @@
           </w:p>
           <w:p>
             <w:r>
-              <w:t>Do Now → Launch (name multiplicity) → Practice (apply) → Share/Summary → Exit.</w:t>
+              <w:t>Do Now → Launch → Practice → Share/Summary → Exit.</w:t>
             </w:r>
           </w:p>
           <w:p>
             <w:r>
-              <w:t>[DOK 1] Blooket rule recall; Do Now Q4 (graph-read); Try It 2a/2b.</w:t>
+              <w:t>[DOK 1] Blooket; Do Now Q4 (MC); Try It 2a/2b.</w:t>
             </w:r>
           </w:p>
           <w:p>
@@ -334,12 +334,12 @@
           </w:p>
           <w:p>
             <w:r>
-              <w:t>[DOK 3] NOT on this day.  Savvas's editorial choice: DOK-3 in this lesson is modeling-only (Practice #25 firework, #27 storage box, #30 Venetta).  The DOK-3 capstone lands on Combined Day 4-5 via Practice #27.</w:t>
+              <w:t>[DOK 3] NOT on this day. Savvas’s editorial choice: DOK-3 in this lesson is modeling-only (Practice #25, #27, #30). DOK-3 capstone → Combined Day 4-5.</w:t>
             </w:r>
           </w:p>
           <w:p>
             <w:r>
-              <w:t>This design honors the “all work from Savvas” rule: every work item on the student packet traces to a bank ID.  No fabricated tasks.</w:t>
+              <w:t>Every work item on the student packet traces to a bank ID. No fabricated tasks.</w:t>
             </w:r>
           </w:p>
         </w:tc>
@@ -396,22 +396,22 @@
           </w:p>
           <w:p>
             <w:r>
-              <w:t>•  Do Now sheets (Savvas LQ Q4 — zeros + multiplicities from graph).</w:t>
+              <w:t>•  Do Now (Savvas LQ Q4 multiple choice — collect on entry or after Launch).</w:t>
             </w:r>
           </w:p>
           <w:p>
             <w:r>
-              <w:t>•  Blooket dashboard (DOK 1 rule recall).</w:t>
+              <w:t>•  Blooket per-student percentages on the dashboard.</w:t>
             </w:r>
           </w:p>
           <w:p>
             <w:r>
-              <w:t>•  Practice page (Try It 2a, 2b + Savvas Practice #14/#15/#16).</w:t>
+              <w:t>•  Practice pages (Try It 2a, 2b + Practice #14/#15/#16) — circulate + photograph.</w:t>
             </w:r>
           </w:p>
           <w:p>
             <w:r>
-              <w:t>•  Exit ticket (Savvas LQ Q5 — zeros + behavior).</w:t>
+              <w:t>•  Summary exit ticket (Savvas LQ Q5).</w:t>
             </w:r>
           </w:p>
         </w:tc>
@@ -438,47 +438,47 @@
               <w:rPr>
                 <w:b/>
               </w:rPr>
-              <w:t>⏱️  REALISTIC PACING</w:t>
+              <w:t>⏱️  REALISTIC PACING (solo teacher, ~10 students)</w:t>
             </w:r>
           </w:p>
           <w:p>
             <w:r>
-              <w:t>Total: 55 min.  Fits 55-min Tue A on the nose; 65-min F has 10 min slack.</w:t>
+              <w:t>Total: 55 min.  Fits 55-min Tue A; 65-min F has 10 min slack.</w:t>
             </w:r>
           </w:p>
           <w:p>
             <w:r>
-              <w:t xml:space="preserve">  Do Now A (solo paper, LQ Q4) .... 5 min</w:t>
+              <w:t xml:space="preserve">  Do Now A (LQ Q4 MC) .......... 5 min</w:t>
             </w:r>
           </w:p>
           <w:p>
             <w:r>
-              <w:t xml:space="preserve">  Do Now B (Blooket login) ....... 2 min</w:t>
+              <w:t xml:space="preserve">  Do Now B (Blooket login) ..... 2 min</w:t>
             </w:r>
           </w:p>
           <w:p>
             <w:r>
-              <w:t xml:space="preserve">  Do Now C (Blooket game) ........ 7 min</w:t>
+              <w:t xml:space="preserve">  Do Now C (Blooket game) ...... 7 min</w:t>
             </w:r>
           </w:p>
           <w:p>
             <w:r>
-              <w:t xml:space="preserve">  Launch (Savvas Example 2) ..... 12 min</w:t>
+              <w:t xml:space="preserve">  Launch (Example 2) .......... 12 min</w:t>
             </w:r>
           </w:p>
           <w:p>
             <w:r>
-              <w:t xml:space="preserve">  Practice (A, B + 1 of C/D/E) .. 20 min</w:t>
+              <w:t xml:space="preserve">  Practice (A, B + 1 of C/D/E). 20 min</w:t>
             </w:r>
           </w:p>
           <w:p>
             <w:r>
-              <w:t xml:space="preserve">  Share/Summary ................... 4 min</w:t>
+              <w:t xml:space="preserve">  Share/Summary ................ 4 min</w:t>
             </w:r>
           </w:p>
           <w:p>
             <w:r>
-              <w:t xml:space="preserve">  Exit (LQ Q5) .................... 5 min</w:t>
+              <w:t xml:space="preserve">  Exit (LQ Q5) ................. 5 min</w:t>
             </w:r>
           </w:p>
           <w:p>
@@ -493,7 +493,7 @@
           </w:p>
           <w:p>
             <w:r>
-              <w:t xml:space="preserve">  2. Cut Launch from 12 → 10 min (skip the extended Desmos compare).</w:t>
+              <w:t xml:space="preserve">  2. Cut Launch from 12 → 10 min (skip extended class share).</w:t>
             </w:r>
           </w:p>
           <w:p>
@@ -508,7 +508,7 @@
           </w:p>
           <w:p>
             <w:r>
-              <w:t>65-min F uses slack for: all five Practice items, deeper Launch compare with (x + 2)⁴ (x − 1), extended Share/Summary self-rating.</w:t>
+              <w:t>65-min F slack: all five Practice items, run ELL speaking scaffold during Launch.</w:t>
             </w:r>
           </w:p>
         </w:tc>
@@ -535,12 +535,12 @@
               <w:rPr>
                 <w:b/>
               </w:rPr>
-              <w:t>[Do Now A]  [DOK 1] Savvas Lesson Quiz Q4 — Zeros + Multiplicities  (5 min)</w:t>
+              <w:t>[Do Now A]  [DOK 1] Savvas Lesson Quiz Q4 (MC)  (5 min)</w:t>
             </w:r>
           </w:p>
           <w:p>
             <w:r>
-              <w:t>Students receive the Do Now sheet with the Savvas LQ Q4 prompt + graph on entry. Silent, 5 min, pencil only.</w:t>
+              <w:t>Students receive the Do Now sheet (Q4 stem + graph + choices) on entry. Silent, 5 min, pencil only. Multiple-choice with one short written explanation.</w:t>
             </w:r>
           </w:p>
         </w:tc>
@@ -572,7 +572,7 @@
           </w:p>
           <w:p>
             <w:r>
-              <w:t>[bank: 3-5-lq-q4, DOK 1]</w:t>
+              <w:t>[bank: 3-5-lq-q4, DOK 1] — multiple choice (A/B/C/D)</w:t>
             </w:r>
           </w:p>
           <w:p>
@@ -583,39 +583,54 @@
           <w:p/>
           <w:p>
             <w:r>
-              <w:t>✅  2</w:t>
+              <w:t xml:space="preserve">       (A) −3, −1, and 1, each multiplicity 1</w:t>
+            </w:r>
+          </w:p>
+          <w:p>
+            <w:r>
+              <w:t xml:space="preserve">  ✅  (B) −3, multiplicity 1</w:t>
+            </w:r>
+          </w:p>
+          <w:p>
+            <w:r>
+              <w:t xml:space="preserve">       (C) 3, multiplicity 2</w:t>
+            </w:r>
+          </w:p>
+          <w:p>
+            <w:r>
+              <w:t xml:space="preserve">       (D) −3, multiplicity 3</w:t>
             </w:r>
           </w:p>
           <w:p/>
           <w:p>
             <w:r>
-              <w:t>DOK rationale: Factor by grouping gives (x + 3)(x² + 1); only x = −3 is a real zero (multiplicity 1); x² + 1 = 0 gives complex zeros only. Single−concept recognition.</w:t>
+              <w:t>CORRECT: B.  Factor by grouping: x³ + 3x² + x + 3 = x²(x + 3) + 1(x + 3) = (x + 3)(x² + 1).  Real zero at x = −3 with multiplicity 1. The factor x² + 1 contributes no real zero.</w:t>
             </w:r>
           </w:p>
           <w:p/>
           <w:p>
             <w:r>
-              <w:t>DIAGNOSTIC scan as students hand sheets in:</w:t>
+              <w:t>DIAGNOSTIC SCAN (on entry or during Blooket login):</w:t>
             </w:r>
           </w:p>
           <w:p>
             <w:r>
-              <w:t>•  Students who wrote only the zeros (no multiplicities) missed the repeated-factor cue — cold-call them in Launch.</w:t>
+              <w:t>•  Students who picked A or C → misread the graph; cold-call them in Launch.</w:t>
             </w:r>
           </w:p>
           <w:p>
             <w:r>
-              <w:t>•  Students who correctly identified multiplicity from the graph behavior are ahead — have them peer-teach during Practice.</w:t>
+              <w:t>•  Students who picked D → confused multiplicity with number of crossings.</w:t>
             </w:r>
           </w:p>
           <w:p>
             <w:r>
-              <w:t>Questions to ask (circulating silently): none aloud. Scan only.</w:t>
+              <w:t>•  Students who picked B and wrote a clean explanation → have them share</w:t>
             </w:r>
           </w:p>
           <w:p>
             <w:r>
-              <w:t>Adult role: teacher hands sheets at door, circulates silently; aide supports processing-speed accommodations without prompting content.</w:t>
+              <w:t xml:space="preserve">  first during Launch class-share.</w:t>
             </w:r>
           </w:p>
         </w:tc>
@@ -647,12 +662,7 @@
           </w:p>
           <w:p>
             <w:r>
-              <w:t>SCOPE (pure rule-recall, DOK 1).  Multiplicity rules + ZPP retention.</w:t>
-            </w:r>
-          </w:p>
-          <w:p>
-            <w:r>
-              <w:t>Rules today’s work depends on:</w:t>
+              <w:t>SCOPE (DOK 1 rule-recall only).  Rules today’s work depends on:</w:t>
             </w:r>
           </w:p>
           <w:p>
@@ -682,27 +692,27 @@
           </w:p>
           <w:p>
             <w:r>
-              <w:t>•  Highest power → end behavior (even → same direction; odd → opposite).</w:t>
+              <w:t>•  Highest power → end behavior.</w:t>
             </w:r>
           </w:p>
           <w:p>
             <w:r>
-              <w:t>NO procedural factoring items.  Dashboard diagnostic: note the two lowest items; 60-second board reset if a rule is cold.</w:t>
+              <w:t>NO procedural factoring items. Dashboard diagnostic: note the two lowest items; 60-second board reset if a rule is cold.</w:t>
             </w:r>
           </w:p>
           <w:p>
             <w:r>
-              <w:t>CSV: Blooket_Day3_Multiplicity.csv  (regenerate via regen_blooket_csvs.py).</w:t>
+              <w:t>DISPLAY NOTE: project the PowerPoint slide 3 (rule-recall list) during play, not the Blooket leaderboard. Students see the rules they are being tested on.</w:t>
             </w:r>
           </w:p>
           <w:p>
             <w:r>
-              <w:t>Questions to ask (after game): “Which rule had the lowest %?  Say it now.”</w:t>
+              <w:t>CSV: Blooket_Day3_Multiplicity.csv (regenerate via regen_blooket_csvs.py).</w:t>
             </w:r>
           </w:p>
           <w:p>
             <w:r>
-              <w:t>Adult role: teacher watches dashboard + runs board reset; aide troubleshoots Chromebook issues during login.</w:t>
+              <w:t>Questions to ask (after game): “Which rule had the lowest percent? Say it now.”</w:t>
             </w:r>
           </w:p>
         </w:tc>
@@ -734,32 +744,12 @@
           </w:p>
           <w:p>
             <w:r>
-              <w:t>Savvas Example 2 (pg. 151): compare y = (x + 2)² (x − 1) vs y = (x + 2)³ (x − 1).</w:t>
+              <w:t>Solo teacher. Students graph on Desmos — teacher does NOT draw on board.</w:t>
             </w:r>
           </w:p>
           <w:p>
             <w:r>
-              <w:t>Script:</w:t>
-            </w:r>
-          </w:p>
-          <w:p>
-            <w:r>
-              <w:t>1.  “Pull out your Do Now.”  Cold-call: “What did you see at the repeated-factor zero?” (15s + 60s)</w:t>
-            </w:r>
-          </w:p>
-          <w:p>
-            <w:r>
-              <w:t>2.  Partners graph both in Desmos, record behavior at x = −2. (5 min)</w:t>
-            </w:r>
-          </w:p>
-          <w:p>
-            <w:r>
-              <w:t>3.  Class share → name MULTIPLICITY.  Write definition + example on board. (3 min)</w:t>
-            </w:r>
-          </w:p>
-          <w:p>
-            <w:r>
-              <w:t>4.  Fill T-chart together (ODD vs EVEN). (3 min)</w:t>
+              <w:t>Teacher walks the room reading screens; leverages the small class size.</w:t>
             </w:r>
           </w:p>
         </w:tc>
@@ -786,62 +776,316 @@
               <w:rPr>
                 <w:b/>
               </w:rPr>
-              <w:t>✅  LAUNCH / ANSWER KEY</w:t>
+              <w:t>✅  LAUNCH / ANSWER KEY + SAVVAS TE CONTENT + ELL SCAFFOLDS</w:t>
             </w:r>
           </w:p>
           <w:p>
             <w:r>
-              <w:t>Savvas Example 2 target observations at x = −2:</w:t>
+              <w:t>SAVVAS EXAMPLE 2 TARGET OBSERVATIONS at x = −2:</w:t>
             </w:r>
           </w:p>
           <w:p>
             <w:r>
-              <w:t xml:space="preserve">    (x + 2)² (x − 1)  →  graph TOUCHES and turns at x = −2.</w:t>
+              <w:t xml:space="preserve">    y = (x + 2)² (x − 1)  →  graph TOUCHES and turns (multiplicity 2).</w:t>
             </w:r>
           </w:p>
           <w:p>
             <w:r>
-              <w:t xml:space="preserve">    (x + 2)³ (x − 1)  →  graph CROSSES (flattens) at x = −2.</w:t>
+              <w:t xml:space="preserve">    y = (x + 2)³ (x − 1)  →  graph CROSSES, with a flatten at x = −2 (multiplicity 3).</w:t>
             </w:r>
           </w:p>
           <w:p>
             <w:r>
-              <w:t>Pattern: EVEN → touch/turn; ODD → cross; higher multiplicity → flatter at the zero.</w:t>
+              <w:t xml:space="preserve">    Shared between the two: zeros at x = −2 and x = 1.  End behavior is</w:t>
             </w:r>
           </w:p>
           <w:p>
             <w:r>
-              <w:t>T-chart fill:</w:t>
+              <w:t xml:space="preserve">    opposite (cubic vs. quartic-like behavior near the zero).</w:t>
+            </w:r>
+          </w:p>
+          <w:p/>
+          <w:p>
+            <w:r>
+              <w:t>T-CHART  —  what it is + how to build it</w:t>
             </w:r>
           </w:p>
           <w:p>
             <w:r>
-              <w:t xml:space="preserve">  ODD: graph crosses the x-axis (1 = clean cross; 3, 5 = flatten-through).</w:t>
+              <w:t xml:space="preserve">    A T-chart in this lesson is a two-column reference students draw on</w:t>
             </w:r>
           </w:p>
           <w:p>
             <w:r>
-              <w:t xml:space="preserve">  EVEN: graph touches and turns (sign of f doesn’t change at the zero).</w:t>
+              <w:t xml:space="preserve">    their packet (or you draw on the board): ODD multiplicity on one side,</w:t>
             </w:r>
           </w:p>
           <w:p>
             <w:r>
-              <w:t>TEACHER MOVE — the naming:</w:t>
+              <w:t xml:space="preserve">    EVEN multiplicity on the other. Each column lists the behavior rule and</w:t>
             </w:r>
           </w:p>
           <w:p>
             <w:r>
-              <w:t>After Graph (1) is drawn, pause: “What’s the exponent on (x + 2)?  What’s happening at x = −2?”  Then: “The word for how many times a factor appears is MULTIPLICITY.”  Write on board.  Continue with Graph (2).</w:t>
+              <w:t xml:space="preserve">    a small sketch. It is the physical artifact of the multiplicity rule.</w:t>
             </w:r>
           </w:p>
           <w:p>
             <w:r>
-              <w:t>Questions to ask: “What’s the exponent on (x + 2) in each graph?” / “What’s the same between the two graphs?  What’s different?” / “Who predicted touch on the Do Now?  What made you predict that?”</w:t>
+              <w:t xml:space="preserve">    ODD column:  graph CROSSES the x-axis (multiplicity 1 = clean cross;</w:t>
             </w:r>
           </w:p>
           <w:p>
             <w:r>
-              <w:t>Adult role: teacher runs script + cold-calls; aide walks to partners stuck loading Desmos.</w:t>
+              <w:t xml:space="preserve">                 3, 5 = flatten-through).</w:t>
+            </w:r>
+          </w:p>
+          <w:p>
+            <w:r>
+              <w:t xml:space="preserve">    EVEN column: graph TOUCHES the x-axis and TURNS (sign of f doesn’t change</w:t>
+            </w:r>
+          </w:p>
+          <w:p>
+            <w:r>
+              <w:t xml:space="preserve">                 at the zero).</w:t>
+            </w:r>
+          </w:p>
+          <w:p/>
+          <w:p>
+            <w:r>
+              <w:t>LAUNCH STEP-BY-STEP (12 minutes, solo teacher):</w:t>
+            </w:r>
+          </w:p>
+          <w:p>
+            <w:r>
+              <w:t xml:space="preserve">    0:00 – 0:15  “Pull out your Do Now.”</w:t>
+            </w:r>
+          </w:p>
+          <w:p>
+            <w:r>
+              <w:t xml:space="preserve">    0:15 – 2:00  TURN-AND-TALK with a partner: “What did you circle? Why?”</w:t>
+            </w:r>
+          </w:p>
+          <w:p>
+            <w:r>
+              <w:t xml:space="preserve">                Students discuss for ~90 seconds. Teacher walks two laps of</w:t>
+            </w:r>
+          </w:p>
+          <w:p>
+            <w:r>
+              <w:t xml:space="preserve">                the room (10 students → ~5 pairs, easy to monitor).</w:t>
+            </w:r>
+          </w:p>
+          <w:p>
+            <w:r>
+              <w:t xml:space="preserve">    2:00 – 3:00  COLD-CALL a student who wrote “cross everywhere” on an earlier</w:t>
+            </w:r>
+          </w:p>
+          <w:p>
+            <w:r>
+              <w:t xml:space="preserve">                prediction (from the Do Now entry scan). Low-stakes ask:</w:t>
+            </w:r>
+          </w:p>
+          <w:p>
+            <w:r>
+              <w:t xml:space="preserve">                “[Name], can you read me your one-sentence explanation?”</w:t>
+            </w:r>
+          </w:p>
+          <w:p>
+            <w:r>
+              <w:t xml:space="preserve">                No grade, no candy — just a sincere “thanks” and</w:t>
+            </w:r>
+          </w:p>
+          <w:p>
+            <w:r>
+              <w:t xml:space="preserve">                “anyone want to build on that?”. Normalize wrong answers as</w:t>
+            </w:r>
+          </w:p>
+          <w:p>
+            <w:r>
+              <w:t xml:space="preserve">                the class finding the edge of what we know.</w:t>
+            </w:r>
+          </w:p>
+          <w:p>
+            <w:r>
+              <w:t xml:space="preserve">    3:00 – 8:00  Partners graph (x + 2)² (x − 1)  and  (x + 2)³ (x − 1) in</w:t>
+            </w:r>
+          </w:p>
+          <w:p>
+            <w:r>
+              <w:t xml:space="preserve">                Desmos. Teacher DOES NOT draw on the board or doc-cam.</w:t>
+            </w:r>
+          </w:p>
+          <w:p>
+            <w:r>
+              <w:t xml:space="preserve">                Teacher walks the room reading student screens over their</w:t>
+            </w:r>
+          </w:p>
+          <w:p>
+            <w:r>
+              <w:t xml:space="preserve">                shoulders. This is the fastest way to check 10 students.</w:t>
+            </w:r>
+          </w:p>
+          <w:p>
+            <w:r>
+              <w:t xml:space="preserve">    8:00 – 10:00 CLASS SHARE: ask any student (or call on someone who got</w:t>
+            </w:r>
+          </w:p>
+          <w:p>
+            <w:r>
+              <w:t xml:space="preserve">                it first) to describe what (x + 2)² did at x = −2 and what</w:t>
+            </w:r>
+          </w:p>
+          <w:p>
+            <w:r>
+              <w:t xml:space="preserve">                (x + 2)³ did. “NAME MULTIPLICITY” = at the moment the class</w:t>
+            </w:r>
+          </w:p>
+          <w:p>
+            <w:r>
+              <w:t xml:space="preserve">                agrees on “touches” and “crosses with a flatten,” the</w:t>
+            </w:r>
+          </w:p>
+          <w:p>
+            <w:r>
+              <w:t xml:space="preserve">                teacher SAYS the word out loud: “This thing we’re calling</w:t>
+            </w:r>
+          </w:p>
+          <w:p>
+            <w:r>
+              <w:t xml:space="preserve">                a repeated factor has a name: multiplicity.” Advance to</w:t>
+            </w:r>
+          </w:p>
+          <w:p>
+            <w:r>
+              <w:t xml:space="preserve">                PowerPoint slide 5 (definition + example). That slide IS</w:t>
+            </w:r>
+          </w:p>
+          <w:p>
+            <w:r>
+              <w:t xml:space="preserve">                the board write — you do not need to write the definition</w:t>
+            </w:r>
+          </w:p>
+          <w:p>
+            <w:r>
+              <w:t xml:space="preserve">                on the whiteboard yourself.</w:t>
+            </w:r>
+          </w:p>
+          <w:p>
+            <w:r>
+              <w:t xml:space="preserve">    10:00–12:00 Build the T-chart TOGETHER on the packet. Project the</w:t>
+            </w:r>
+          </w:p>
+          <w:p>
+            <w:r>
+              <w:t xml:space="preserve">                PowerPoint slide showing the T-chart template; students fill</w:t>
+            </w:r>
+          </w:p>
+          <w:p>
+            <w:r>
+              <w:t xml:space="preserve">                it in on their packet as you narrate: “ODD → ___? EVEN → ___?”</w:t>
+            </w:r>
+          </w:p>
+          <w:p/>
+          <w:p>
+            <w:r>
+              <w:t>SAVVAS TEACHER-EDITION PROMPTS (inject during Launch, from teacher_prompts bank):</w:t>
+            </w:r>
+          </w:p>
+          <w:p>
+            <w:r>
+              <w:t xml:space="preserve">  •  [purposeful_question]  What do you notice about each graph in relation to the polynomial function it represents?</w:t>
+            </w:r>
+          </w:p>
+          <w:p>
+            <w:r>
+              <w:t xml:space="preserve">       Expected: The number of unique factors of the polynomial function is the same as the number of times that its graph crosses or is tangent to the x-axis.</w:t>
+            </w:r>
+          </w:p>
+          <w:p>
+            <w:r>
+              <w:t xml:space="preserve">       When to use: Day 3 Launch — frame multiplicity discovery before introducing the term.</w:t>
+            </w:r>
+          </w:p>
+          <w:p>
+            <w:r>
+              <w:t xml:space="preserve">  •  [purposeful_question]  How does the term 'multiplicity' of a zero relate to multiplication?</w:t>
+            </w:r>
+          </w:p>
+          <w:p>
+            <w:r>
+              <w:t xml:space="preserve">       Expected: The multiplicity of a zero is the number of times that factor is multiplied in the polynomial function.</w:t>
+            </w:r>
+          </w:p>
+          <w:p>
+            <w:r>
+              <w:t xml:space="preserve">       When to use: Day 3 — etymology hook to make 'multiplicity' stick. Pairs with ELL listening scaffold.</w:t>
+            </w:r>
+          </w:p>
+          <w:p>
+            <w:r>
+              <w:t xml:space="preserve">  •  [elicit_evidence]  What do you know about the signs of the y-values of the points in the intervals on each side of a zero whose multiplicity is even?</w:t>
+            </w:r>
+          </w:p>
+          <w:p>
+            <w:r>
+              <w:t xml:space="preserve">       Expected: The signs are the same.</w:t>
+            </w:r>
+          </w:p>
+          <w:p>
+            <w:r>
+              <w:t xml:space="preserve">       When to use: Day 3 check after multiplicity definition — reveals whether students see turning point = no sign change.</w:t>
+            </w:r>
+          </w:p>
+          <w:p>
+            <w:r>
+              <w:t xml:space="preserve">  •  [habits_of_mind_reason]  Do the values of a function always change from positive to negative or negative to positive on either side of a zero? Explain.</w:t>
+            </w:r>
+          </w:p>
+          <w:p>
+            <w:r>
+              <w:t xml:space="preserve">       Expected: No; the zero could be a turning point, meaning the function is positive or negative on both sides of the zero.</w:t>
+            </w:r>
+          </w:p>
+          <w:p>
+            <w:r>
+              <w:t xml:space="preserve">       When to use: Day 3 partner discussion — addresses the most common misconception (every zero = sign change).</w:t>
+            </w:r>
+          </w:p>
+          <w:p/>
+          <w:p>
+            <w:r>
+              <w:t>ELL SCAFFOLDS (inject between Launch and Practice, from teacher_prompts):</w:t>
+            </w:r>
+          </w:p>
+          <w:p>
+            <w:r>
+              <w:t xml:space="preserve">  •  [ell_speaking]  Discuss the meanings of 'odd' and 'even', then how the number of times a zero is repeated affects the graph. Guided Q sequence: (1) What does it mean for a number to be even? Odd? (2) What happens to each graph at x = -2? (3) In which funct</w:t>
+            </w:r>
+          </w:p>
+          <w:p>
+            <w:r>
+              <w:t xml:space="preserve">       Expected: Sequence builds the rule: odd multiplicity → graph crosses x-axis; even multiplicity → graph is tangent to x-axis.</w:t>
+            </w:r>
+          </w:p>
+          <w:p>
+            <w:r>
+              <w:t xml:space="preserve">       Use: ELL-heavy section — run before formal multiplicity definition. Visual + verbal pairing.</w:t>
+            </w:r>
+          </w:p>
+          <w:p>
+            <w:r>
+              <w:t xml:space="preserve">  •  [ell_vocabulary]  In your journals, write definitions for 'multiple', 'multiply', and 'multiplicity'. (a) What is each word's part of speech? (b) In what ways do these words relate to multiplication?</w:t>
+            </w:r>
+          </w:p>
+          <w:p>
+            <w:r>
+              <w:t xml:space="preserve">       Expected: (a) multiple - adj/noun; multiply - verb; multiplicity - noun. (b) All share the root 'multi-'; multiplicity counts how many times a factor appears in a product (i.e., is multiplie</w:t>
+            </w:r>
+          </w:p>
+          <w:p>
+            <w:r>
+              <w:t xml:space="preserve">       Use: ELL vocabulary anchor — keep in the student journal as a reference for the rest of the unit.</w:t>
             </w:r>
           </w:p>
         </w:tc>
@@ -873,22 +1117,22 @@
           </w:p>
           <w:p>
             <w:r>
-              <w:t>Five Savvas-anchored items (bank IDs: 3-5-tryit-2a, 3-5-tryit-2b, 3-5-savvas-q14, 3-5-savvas-q15, 3-5-savvas-q16).</w:t>
+              <w:t>Five Savvas items (bank IDs: 3-5-tryit-2a, 3-5-tryit-2b, 3-5-savvas-q14, 3-5-savvas-q15, 3-5-savvas-q16).</w:t>
             </w:r>
           </w:p>
           <w:p>
             <w:r>
-              <w:t>Students complete A + B required, plus ONE of C/D/E (choice).</w:t>
+              <w:t>Required: A + B. Choice: one of C/D/E. Fast finishers: all five, plus</w:t>
             </w:r>
           </w:p>
           <w:p>
             <w:r>
-              <w:t>Teacher circulates with sentence-frame prompts, not corrections.</w:t>
+              <w:t>the “build a polynomial with cross/touch/flatten at prescribed zeros”</w:t>
             </w:r>
           </w:p>
           <w:p>
             <w:r>
-              <w:t>Fast finishers: complete all five, or try the  “build a polynomial with these behaviors” board challenge.</w:t>
+              <w:t>board extension.</w:t>
             </w:r>
           </w:p>
         </w:tc>
@@ -915,7 +1159,7 @@
               <w:rPr>
                 <w:b/>
               </w:rPr>
-              <w:t>✏️  PRACTICE / ANSWER KEY</w:t>
+              <w:t>✏️  PRACTICE / ANSWER KEY + CIRCULATION PATTERN</w:t>
             </w:r>
           </w:p>
           <w:p>
@@ -1000,17 +1244,52 @@
           <w:p/>
           <w:p>
             <w:r>
-              <w:t>Questions to ask (circulating): “Which factor tells you the behavior at this zero?” / “Is this multiplicity even or odd?”</w:t>
+              <w:t>CIRCULATION PATTERN (solo teacher, ~10 students, ~5 pairs):</w:t>
             </w:r>
           </w:p>
           <w:p>
             <w:r>
-              <w:t>Adult role: teacher circulates with prompts; aide scans for students stuck on irreducible quadratics (Item B) and redirects to the rule that x² + positive has no real zero.</w:t>
+              <w:t xml:space="preserve">  Lap 1 (min 0–5):  check that every pair has A started with zeros written.</w:t>
             </w:r>
           </w:p>
           <w:p>
             <w:r>
-              <w:t>Pacing: students complete A, B, and ONE of C/D/E (choice).  65-min F period can complete all five.</w:t>
+              <w:t xml:space="preserve">  Lap 2 (min 5–10): target pairs stuck on Item B’s x² + 9 — remind them that</w:t>
+            </w:r>
+          </w:p>
+          <w:p>
+            <w:r>
+              <w:t xml:space="preserve">                     x² + positive has NO real zero (Day 1 rule).</w:t>
+            </w:r>
+          </w:p>
+          <w:p>
+            <w:r>
+              <w:t xml:space="preserve">  Lap 3 (min 10–15): nudge faster pairs to pick their C/D/E and start it.</w:t>
+            </w:r>
+          </w:p>
+          <w:p>
+            <w:r>
+              <w:t xml:space="preserve">  Lap 4 (min 15–20): check the chosen item. Stuck → hint, not answer.</w:t>
+            </w:r>
+          </w:p>
+          <w:p>
+            <w:r>
+              <w:t>Questions to ask (circulating, NEVER deliver the answer):</w:t>
+            </w:r>
+          </w:p>
+          <w:p>
+            <w:r>
+              <w:t xml:space="preserve">  •  “Which factor tells you the behavior at this zero?”</w:t>
+            </w:r>
+          </w:p>
+          <w:p>
+            <w:r>
+              <w:t xml:space="preserve">  •  “Is this multiplicity even or odd?”</w:t>
+            </w:r>
+          </w:p>
+          <w:p>
+            <w:r>
+              <w:t xml:space="preserve">  •  “Write the exponent. Now read Rule 2 on your packet.”</w:t>
             </w:r>
           </w:p>
         </w:tc>
@@ -1052,32 +1331,27 @@
           </w:p>
           <w:p>
             <w:r>
-              <w:t>2.  Language Objective check (30s): “Who used ‘the multiplicity is ___, so the graph ___’?”</w:t>
+              <w:t>2.  Language Objective check (30s): “Who used ‘the multiplicity is ___, so the graph ___’?” Call on two students.</w:t>
             </w:r>
           </w:p>
           <w:p>
             <w:r>
-              <w:t>3.  Self-rating circle (60s).  Teacher scans.</w:t>
+              <w:t>3.  Self-rating circle (60s). Teacher scans.</w:t>
             </w:r>
           </w:p>
           <w:p>
             <w:r>
-              <w:t>4.  Preview Day 4-5 (30s): “Tomorrow — complex zeros + modeling.  Savvas storage-box volume problem.”</w:t>
+              <w:t>4.  Preview Day 4-5 (30s): “Tomorrow — complex zeros + Savvas storage-box volume problem (DOK 3).”</w:t>
             </w:r>
           </w:p>
           <w:p>
             <w:r>
-              <w:t>5.  Transition (30s): “Exit ticket.  LQ Q5.  5 minutes.”</w:t>
+              <w:t>5.  Transition (30s): “Exit ticket. LQ Q5. 5 minutes. Desmos OK for zeros.”</w:t>
             </w:r>
           </w:p>
           <w:p>
             <w:r>
-              <w:t>Questions to ask: “Which Criterion for Success did you rate ‘partly’?  What’s the blocker?”</w:t>
-            </w:r>
-          </w:p>
-          <w:p>
-            <w:r>
-              <w:t>Adult role: teacher leads; aide scans self-ratings as packets tilt up.</w:t>
+              <w:t>Questions to ask: “Which Criterion did you rate ‘partly’? What’s the blocker?”</w:t>
             </w:r>
           </w:p>
         </w:tc>
@@ -1114,12 +1388,12 @@
           </w:p>
           <w:p>
             <w:r>
-              <w:t>1.  I can read the multiplicity of each zero from the factored form.  ✓    partly    not yet</w:t>
+              <w:t>1.  I can read the multiplicity of each zero from the factored form.   ✓    partly    not yet</w:t>
             </w:r>
           </w:p>
           <w:p>
             <w:r>
-              <w:t>2.  I can predict cross vs. touch from the multiplicity.              ✓    partly    not yet</w:t>
+              <w:t>2.  I can predict cross vs. touch from the multiplicity.               ✓    partly    not yet</w:t>
             </w:r>
           </w:p>
           <w:p>
@@ -1130,7 +1404,7 @@
           <w:p/>
           <w:p>
             <w:r>
-              <w:t>Preview Day 4-5:  real + complex zeros + modeling with volume (Savvas Practice #27 storage box).</w:t>
+              <w:t>Preview Day 4-5:  real + complex zeros + Savvas storage-box volume (DOK 3).</w:t>
             </w:r>
           </w:p>
         </w:tc>
@@ -1162,12 +1436,22 @@
           </w:p>
           <w:p>
             <w:r>
-              <w:t>Savvas LQ Q5: Find the zeros of f(x) = −x³ − 2x² + 7x − 4. Then describe the behavior of the graph at each zero.</w:t>
+              <w:t>DESMOS POLICY: YES, students may use Desmos to VERIFY the zeros.</w:t>
             </w:r>
           </w:p>
           <w:p>
             <w:r>
-              <w:t>Full credit = zeros correct AND behavior description using multiplicity language (“crosses” / “touches” / “turns”).</w:t>
+              <w:t>Behavior at each zero must still be written in their own words using</w:t>
+            </w:r>
+          </w:p>
+          <w:p>
+            <w:r>
+              <w:t>multiplicity language.</w:t>
+            </w:r>
+          </w:p>
+          <w:p>
+            <w:r>
+              <w:t>Full credit = zeros correct AND behavior description correct.</w:t>
             </w:r>
           </w:p>
         </w:tc>
@@ -1208,6 +1492,14 @@
           </w:p>
           <w:p>
             <w:r>
+              <w:t>[DESMOS ALLOWED:  yes, to verify zeros.  You must still write the behavior in your own words.]</w:t>
+            </w:r>
+          </w:p>
+          <w:p>
+            <w:r/>
+          </w:p>
+          <w:p>
+            <w:r>
               <w:t>Savvas Lesson Quiz Q5:</w:t>
             </w:r>
           </w:p>
@@ -1229,7 +1521,7 @@
           </w:p>
           <w:p>
             <w:r>
-              <w:t>Behavior at each zero:</w:t>
+              <w:t>Behavior at each zero (cross, touch, or flatten-through):</w:t>
             </w:r>
           </w:p>
           <w:p>
@@ -1281,6 +1573,17 @@
           </w:p>
           <w:p>
             <w:r>
+              <w:t>DESMOS POLICY: students may use Desmos to VERIFY zeros. The behavior</w:t>
+            </w:r>
+          </w:p>
+          <w:p>
+            <w:r>
+              <w:t>description (cross/touch/flatten) must be written in their own words.</w:t>
+            </w:r>
+          </w:p>
+          <w:p/>
+          <w:p>
+            <w:r>
               <w:t>Find the zeros of f(x) = −x³ − 2x² + 7x − 4. Then describe the behavior of the graph of f at each zero.</w:t>
             </w:r>
           </w:p>
@@ -1299,12 +1602,12 @@
           <w:p/>
           <w:p>
             <w:r>
-              <w:t>Questions to ask: none during write time.  As papers come up: “Biggest thing you learned?  Say it in one breath.”</w:t>
+              <w:t>Full credit = zeros correct AND behavior using multiplicity language</w:t>
             </w:r>
           </w:p>
           <w:p>
             <w:r>
-              <w:t>Adult role: teacher collects at door; aide totals responses for Day 4-5 warm-up diagnostic.</w:t>
+              <w:t>(“crosses” / “touches” / “turns” / “flattens” all accepted).</w:t>
             </w:r>
           </w:p>
         </w:tc>
@@ -1336,17 +1639,17 @@
           </w:p>
           <w:p>
             <w:r>
-              <w:t>1.  Do Now sheets (LQ Q4).</w:t>
+              <w:t>1.  Do Now sheets (Q4 MC + 1-sentence explanation).</w:t>
             </w:r>
           </w:p>
           <w:p>
             <w:r>
-              <w:t>2.  Practice pages (photograph or collect — formative evidence).</w:t>
+              <w:t>2.  Practice pages (circulate + photograph).</w:t>
             </w:r>
           </w:p>
           <w:p>
             <w:r>
-              <w:t>3.  Exit tickets (LQ Q5, every student).</w:t>
+              <w:t>3.  Exit tickets (Q5, every student).</w:t>
             </w:r>
           </w:p>
           <w:p>
@@ -1388,22 +1691,27 @@
           </w:p>
           <w:p>
             <w:r>
-              <w:t>•  Launch is a Savvas side-by-side comparison — visual, no standard-form factoring.</w:t>
+              <w:t>•  Launch is Savvas’s own side-by-side comparison — visual, no standard-form factoring.</w:t>
             </w:r>
           </w:p>
           <w:p>
             <w:r>
-              <w:t>•  Practice is structured per-item (zeros + mult + behavior on three lines).</w:t>
+              <w:t>•  Practice is structured per-item (zeros + mult + behavior on three lines each).</w:t>
             </w:r>
           </w:p>
           <w:p>
             <w:r>
-              <w:t>•  Choice in Practice: A + B required, C/D/E pick-one.  Reduces overwhelm.</w:t>
+              <w:t>•  Choice in Practice: A + B required, C/D/E pick one. Reduces overwhelm.</w:t>
             </w:r>
           </w:p>
           <w:p>
             <w:r>
-              <w:t>•  Exit ticket structure mirrors Do Now structure.</w:t>
+              <w:t>•  Exit structure mirrors Do Now structure — same verbs, same shape.</w:t>
+            </w:r>
+          </w:p>
+          <w:p>
+            <w:r>
+              <w:t>•  Desmos is explicitly allowed on the exit to verify zeros; behavior must still be written.</w:t>
             </w:r>
           </w:p>
         </w:tc>
@@ -1435,7 +1743,7 @@
           </w:p>
           <w:p>
             <w:r>
-              <w:t>•  Sentence frame printed on Launch T-chart: “The multiplicity is ___, so the graph ___ at x = ___.”</w:t>
+              <w:t>•  Sentence frame printed on the Launch T-chart: “The multiplicity is ___, so the graph ___ at x = ___.”</w:t>
             </w:r>
           </w:p>
           <w:p>
@@ -1450,12 +1758,27 @@
           </w:p>
           <w:p>
             <w:r>
-              <w:t>•  ONE new academic word today: MULTIPLICITY.  No other new vocab.</w:t>
+              <w:t>•  ONE new academic word today: MULTIPLICITY. Bridge to multiplication via</w:t>
             </w:r>
           </w:p>
           <w:p>
             <w:r>
-              <w:t>•  Predict-before-verify routine: students commit in writing before speaking.</w:t>
+              <w:t xml:space="preserve">  the Savvas etymology prompt (see Launch answer key).</w:t>
+            </w:r>
+          </w:p>
+          <w:p>
+            <w:r>
+              <w:t>•  Savvas ELL speaking scaffold (from teacher_prompts bank) uses a 6-question</w:t>
+            </w:r>
+          </w:p>
+          <w:p>
+            <w:r>
+              <w:t xml:space="preserve">  sequence: even/odd → behavior at x = −2 → generalize. Run in the last</w:t>
+            </w:r>
+          </w:p>
+          <w:p>
+            <w:r>
+              <w:t xml:space="preserve">  3 minutes of Launch for any ELL who needs it, or during Practice as a 1:1.</w:t>
             </w:r>
           </w:p>
         </w:tc>

--- a/Day_23_Teacher_Packet.docx
+++ b/Day_23_Teacher_Packet.docx
@@ -101,7 +101,7 @@
           <w:p>
             <w:r/>
             <w:r>
-              <w:t>Identify the zeros of a polynomial function from factored form, determine the multiplicity of each zero, and use multiplicity to predict whether the graph crosses, touches, or flattens through the x-axis.</w:t>
+              <w:t>Identify the zeros of a polynomial function from factored form, determine the multiplicity of each zero, and use multiplicity to predict whether the graph crosses the x-axis or is tangent to it (turning point).</w:t>
             </w:r>
           </w:p>
         </w:tc>
@@ -786,12 +786,12 @@
           </w:p>
           <w:p>
             <w:r>
-              <w:t xml:space="preserve">    y = (x + 2)² (x − 1)  →  graph TOUCHES and turns (multiplicity 2).</w:t>
+              <w:t xml:space="preserve">    y = (x + 2)² (x − 1)  →  graph is TANGENT to the x-axis at x = −2 (turning point; multiplicity 2).</w:t>
             </w:r>
           </w:p>
           <w:p>
             <w:r>
-              <w:t xml:space="preserve">    y = (x + 2)³ (x − 1)  →  graph CROSSES, with a flatten at x = −2 (multiplicity 3).</w:t>
+              <w:t xml:space="preserve">    y = (x + 2)³ (x − 1)  →  graph CROSSES the x-axis at x = −2 (multiplicity 3).</w:t>
             </w:r>
           </w:p>
           <w:p>
@@ -832,22 +832,37 @@
           </w:p>
           <w:p>
             <w:r>
-              <w:t xml:space="preserve">    ODD column:  graph CROSSES the x-axis (multiplicity 1 = clean cross;</w:t>
+              <w:t xml:space="preserve">    ODD column:  graph CROSSES the x-axis.  (Multiplicity 1 = a clean</w:t>
             </w:r>
           </w:p>
           <w:p>
             <w:r>
-              <w:t xml:space="preserve">                 3, 5 = flatten-through).</w:t>
+              <w:t xml:space="preserve">                 linear crossing; higher odd multiplicities still cross,</w:t>
             </w:r>
           </w:p>
           <w:p>
             <w:r>
-              <w:t xml:space="preserve">    EVEN column: graph TOUCHES the x-axis and TURNS (sign of f doesn’t change</w:t>
+              <w:t xml:space="preserve">                 just with visible curvature near the zero.)  Savvas does</w:t>
             </w:r>
           </w:p>
           <w:p>
             <w:r>
-              <w:t xml:space="preserve">                 at the zero).</w:t>
+              <w:t xml:space="preserve">                 not give the curvature a separate name — it is still</w:t>
+            </w:r>
+          </w:p>
+          <w:p>
+            <w:r>
+              <w:t xml:space="preserve">                 ‘crosses.’</w:t>
+            </w:r>
+          </w:p>
+          <w:p>
+            <w:r>
+              <w:t xml:space="preserve">    EVEN column: graph is TANGENT to the x-axis / has a TURNING POINT</w:t>
+            </w:r>
+          </w:p>
+          <w:p>
+            <w:r>
+              <w:t xml:space="preserve">                 (sign of f does not change at the zero).</w:t>
             </w:r>
           </w:p>
           <w:p/>
@@ -943,7 +958,7 @@
           </w:p>
           <w:p>
             <w:r>
-              <w:t xml:space="preserve">                agrees on “touches” and “crosses with a flatten,” the</w:t>
+              <w:t xml:space="preserve">                agrees on “tangent / turning point” vs “crosses,” the</w:t>
             </w:r>
           </w:p>
           <w:p>
@@ -1127,7 +1142,7 @@
           </w:p>
           <w:p>
             <w:r>
-              <w:t>the “build a polynomial with cross/touch/flatten at prescribed zeros”</w:t>
+              <w:t>the “build a polynomial with a simple crossing, a tangent/turning point, and a higher-odd-multiplicity crossing at prescribed zeros”</w:t>
             </w:r>
           </w:p>
           <w:p>
@@ -1521,7 +1536,7 @@
           </w:p>
           <w:p>
             <w:r>
-              <w:t>Behavior at each zero (cross, touch, or flatten-through):</w:t>
+              <w:t>Behavior at each zero (crosses the x-axis, OR tangent / turning point):</w:t>
             </w:r>
           </w:p>
           <w:p>
@@ -1578,7 +1593,7 @@
           </w:p>
           <w:p>
             <w:r>
-              <w:t>description (cross/touch/flatten) must be written in their own words.</w:t>
+              <w:t>description (crosses / tangent / turning point) must be written in their own words.</w:t>
             </w:r>
           </w:p>
           <w:p/>
@@ -1607,7 +1622,7 @@
           </w:p>
           <w:p>
             <w:r>
-              <w:t>(“crosses” / “touches” / “turns” / “flattens” all accepted).</w:t>
+              <w:t>(“crosses” for odd multiplicity; “tangent”, “turning point”, or “touches and turns back” all accepted for even multiplicity — matches Savvas language).</w:t>
             </w:r>
           </w:p>
         </w:tc>
